--- a/docs/rpt02/samples/GHG-RPT02_GUI_Canonical_Record_Appendix_B.docx
+++ b/docs/rpt02/samples/GHG-RPT02_GUI_Canonical_Record_Appendix_B.docx
@@ -1592,6 +1592,7 @@
           </w:tcPr>
           <w:p>
             <w:pPr>
+              <w:keepNext/>
               <w:spacing w:after="20" w:before="20" w:line="252" w:lineRule="auto"/>
               <w:jc w:val="left"/>
             </w:pPr>
@@ -1667,6 +1668,7 @@
           </w:tcPr>
           <w:p>
             <w:pPr>
+              <w:keepNext/>
               <w:spacing w:after="20" w:before="20" w:line="252" w:lineRule="auto"/>
               <w:jc w:val="left"/>
             </w:pPr>
@@ -1688,6 +1690,7 @@
           </w:tcPr>
           <w:p>
             <w:pPr>
+              <w:keepNext/>
               <w:spacing w:after="20" w:before="20" w:line="252" w:lineRule="auto"/>
               <w:jc w:val="left"/>
             </w:pPr>
@@ -1706,6 +1709,7 @@
     </w:tbl>
     <w:p>
       <w:pPr>
+        <w:keepNext w:val="0"/>
         <w:spacing w:after="60"/>
       </w:pPr>
       <w:r>
@@ -2172,6 +2176,7 @@
           </w:tcPr>
           <w:p>
             <w:pPr>
+              <w:keepNext/>
               <w:spacing w:after="20" w:before="20" w:line="252" w:lineRule="auto"/>
               <w:jc w:val="left"/>
             </w:pPr>
@@ -2192,6 +2197,7 @@
           </w:tcPr>
           <w:p>
             <w:pPr>
+              <w:keepNext/>
               <w:spacing w:after="20" w:before="20" w:line="252" w:lineRule="auto"/>
               <w:jc w:val="left"/>
             </w:pPr>
@@ -2215,6 +2221,7 @@
           </w:tcPr>
           <w:p>
             <w:pPr>
+              <w:keepNext/>
               <w:spacing w:after="20" w:before="20" w:line="252" w:lineRule="auto"/>
               <w:jc w:val="left"/>
             </w:pPr>
@@ -2236,6 +2243,7 @@
           </w:tcPr>
           <w:p>
             <w:pPr>
+              <w:keepNext/>
               <w:spacing w:after="20" w:before="20" w:line="252" w:lineRule="auto"/>
               <w:jc w:val="left"/>
             </w:pPr>
@@ -2257,6 +2265,7 @@
           </w:tcPr>
           <w:p>
             <w:pPr>
+              <w:keepNext/>
               <w:spacing w:after="20" w:before="20" w:line="252" w:lineRule="auto"/>
               <w:jc w:val="left"/>
             </w:pPr>
@@ -2278,6 +2287,7 @@
           </w:tcPr>
           <w:p>
             <w:pPr>
+              <w:keepNext/>
               <w:spacing w:after="20" w:before="20" w:line="252" w:lineRule="auto"/>
               <w:jc w:val="left"/>
             </w:pPr>
@@ -2299,6 +2309,7 @@
           </w:tcPr>
           <w:p>
             <w:pPr>
+              <w:keepNext/>
               <w:spacing w:after="20" w:before="20" w:line="252" w:lineRule="auto"/>
               <w:jc w:val="left"/>
             </w:pPr>
@@ -2320,6 +2331,7 @@
           </w:tcPr>
           <w:p>
             <w:pPr>
+              <w:keepNext/>
               <w:spacing w:after="20" w:before="20" w:line="252" w:lineRule="auto"/>
               <w:jc w:val="left"/>
             </w:pPr>
@@ -2341,6 +2353,7 @@
           </w:tcPr>
           <w:p>
             <w:pPr>
+              <w:keepNext/>
               <w:spacing w:after="20" w:before="20" w:line="252" w:lineRule="auto"/>
               <w:jc w:val="left"/>
             </w:pPr>
@@ -2362,6 +2375,7 @@
           </w:tcPr>
           <w:p>
             <w:pPr>
+              <w:keepNext/>
               <w:spacing w:after="20" w:before="20" w:line="252" w:lineRule="auto"/>
               <w:jc w:val="left"/>
             </w:pPr>
@@ -2380,6 +2394,7 @@
     </w:tbl>
     <w:p>
       <w:pPr>
+        <w:keepNext w:val="0"/>
         <w:spacing w:after="60"/>
       </w:pPr>
       <w:r>
@@ -2423,6 +2438,7 @@
     <w:p>
       <w:pPr>
         <w:keepNext/>
+        <w:pageBreakBefore w:val="0"/>
       </w:pPr>
       <w:r>
         <w:rPr>
@@ -3171,6 +3187,7 @@
           </w:tcPr>
           <w:p>
             <w:pPr>
+              <w:keepNext/>
               <w:spacing w:after="20" w:before="20" w:line="252" w:lineRule="auto"/>
               <w:jc w:val="left"/>
             </w:pPr>
@@ -3192,6 +3209,7 @@
           </w:tcPr>
           <w:p>
             <w:pPr>
+              <w:keepNext/>
               <w:spacing w:after="20" w:before="20" w:line="252" w:lineRule="auto"/>
               <w:jc w:val="left"/>
             </w:pPr>
@@ -3213,6 +3231,7 @@
           </w:tcPr>
           <w:p>
             <w:pPr>
+              <w:keepNext/>
               <w:spacing w:after="20" w:before="20" w:line="252" w:lineRule="auto"/>
               <w:jc w:val="left"/>
             </w:pPr>
@@ -3236,6 +3255,7 @@
           </w:tcPr>
           <w:p>
             <w:pPr>
+              <w:keepNext/>
               <w:spacing w:after="20" w:before="20" w:line="252" w:lineRule="auto"/>
               <w:jc w:val="left"/>
             </w:pPr>
@@ -3257,6 +3277,7 @@
           </w:tcPr>
           <w:p>
             <w:pPr>
+              <w:keepNext/>
               <w:spacing w:after="20" w:before="20" w:line="252" w:lineRule="auto"/>
               <w:jc w:val="left"/>
             </w:pPr>
@@ -3284,6 +3305,7 @@
           </w:tcPr>
           <w:p>
             <w:pPr>
+              <w:keepNext/>
               <w:spacing w:after="20" w:before="20" w:line="252" w:lineRule="auto"/>
               <w:jc w:val="left"/>
             </w:pPr>
@@ -3306,6 +3328,7 @@
           </w:tcPr>
           <w:p>
             <w:pPr>
+              <w:keepNext/>
               <w:spacing w:after="20" w:before="20" w:line="252" w:lineRule="auto"/>
               <w:jc w:val="left"/>
             </w:pPr>
@@ -3324,6 +3347,7 @@
     </w:tbl>
     <w:p>
       <w:pPr>
+        <w:keepNext/>
         <w:spacing w:after="60"/>
       </w:pPr>
       <w:r>
@@ -3338,6 +3362,7 @@
     </w:p>
     <w:p>
       <w:pPr>
+        <w:keepNext w:val="0"/>
         <w:spacing w:after="60"/>
       </w:pPr>
       <w:r>
@@ -3369,6 +3394,7 @@
     <w:p>
       <w:pPr>
         <w:keepNext/>
+        <w:pageBreakBefore w:val="0"/>
       </w:pPr>
       <w:r>
         <w:rPr>
@@ -4011,6 +4037,7 @@
           </w:tcPr>
           <w:p>
             <w:pPr>
+              <w:keepNext/>
               <w:spacing w:after="20" w:before="20" w:line="252" w:lineRule="auto"/>
               <w:jc w:val="left"/>
             </w:pPr>
@@ -4130,6 +4157,7 @@
           </w:tcPr>
           <w:p>
             <w:pPr>
+              <w:keepNext/>
               <w:spacing w:after="20" w:before="20" w:line="252" w:lineRule="auto"/>
               <w:jc w:val="left"/>
             </w:pPr>
@@ -4151,6 +4179,7 @@
           </w:tcPr>
           <w:p>
             <w:pPr>
+              <w:keepNext/>
               <w:spacing w:after="20" w:before="20" w:line="252" w:lineRule="auto"/>
               <w:jc w:val="left"/>
             </w:pPr>
@@ -4174,6 +4203,7 @@
           </w:tcPr>
           <w:p>
             <w:pPr>
+              <w:keepNext/>
               <w:spacing w:after="20" w:before="20" w:line="252" w:lineRule="auto"/>
               <w:jc w:val="left"/>
             </w:pPr>
@@ -4195,6 +4225,7 @@
           </w:tcPr>
           <w:p>
             <w:pPr>
+              <w:keepNext/>
               <w:spacing w:after="20" w:before="20" w:line="252" w:lineRule="auto"/>
               <w:jc w:val="left"/>
             </w:pPr>
@@ -4222,6 +4253,7 @@
           </w:tcPr>
           <w:p>
             <w:pPr>
+              <w:keepNext/>
               <w:spacing w:after="20" w:before="20" w:line="252" w:lineRule="auto"/>
               <w:jc w:val="left"/>
             </w:pPr>
@@ -4244,6 +4276,7 @@
           </w:tcPr>
           <w:p>
             <w:pPr>
+              <w:keepNext/>
               <w:spacing w:after="20" w:before="20" w:line="252" w:lineRule="auto"/>
               <w:jc w:val="left"/>
             </w:pPr>
@@ -4262,6 +4295,7 @@
     </w:tbl>
     <w:p>
       <w:pPr>
+        <w:keepNext/>
         <w:spacing w:after="60"/>
       </w:pPr>
       <w:r>
@@ -4276,6 +4310,7 @@
     </w:p>
     <w:p>
       <w:pPr>
+        <w:keepNext w:val="0"/>
         <w:spacing w:after="60"/>
       </w:pPr>
       <w:r>
@@ -4307,6 +4342,7 @@
     <w:p>
       <w:pPr>
         <w:keepNext/>
+        <w:pageBreakBefore w:val="0"/>
       </w:pPr>
       <w:r>
         <w:rPr>
@@ -4850,6 +4886,7 @@
           </w:tcPr>
           <w:p>
             <w:pPr>
+              <w:keepNext/>
               <w:spacing w:after="20" w:before="20" w:line="252" w:lineRule="auto"/>
               <w:jc w:val="left"/>
             </w:pPr>
@@ -4969,6 +5006,7 @@
           </w:tcPr>
           <w:p>
             <w:pPr>
+              <w:keepNext/>
               <w:spacing w:after="20" w:before="20" w:line="252" w:lineRule="auto"/>
               <w:jc w:val="left"/>
             </w:pPr>
@@ -4990,6 +5028,7 @@
           </w:tcPr>
           <w:p>
             <w:pPr>
+              <w:keepNext/>
               <w:spacing w:after="20" w:before="20" w:line="252" w:lineRule="auto"/>
               <w:jc w:val="left"/>
             </w:pPr>
@@ -5013,6 +5052,7 @@
           </w:tcPr>
           <w:p>
             <w:pPr>
+              <w:keepNext/>
               <w:spacing w:after="20" w:before="20" w:line="252" w:lineRule="auto"/>
               <w:jc w:val="left"/>
             </w:pPr>
@@ -5034,6 +5074,7 @@
           </w:tcPr>
           <w:p>
             <w:pPr>
+              <w:keepNext/>
               <w:spacing w:after="20" w:before="20" w:line="252" w:lineRule="auto"/>
               <w:jc w:val="left"/>
             </w:pPr>
@@ -5061,6 +5102,7 @@
           </w:tcPr>
           <w:p>
             <w:pPr>
+              <w:keepNext/>
               <w:spacing w:after="20" w:before="20" w:line="252" w:lineRule="auto"/>
               <w:jc w:val="left"/>
             </w:pPr>
@@ -5083,6 +5125,7 @@
           </w:tcPr>
           <w:p>
             <w:pPr>
+              <w:keepNext/>
               <w:spacing w:after="20" w:before="20" w:line="252" w:lineRule="auto"/>
               <w:jc w:val="left"/>
             </w:pPr>
@@ -5101,6 +5144,7 @@
     </w:tbl>
     <w:p>
       <w:pPr>
+        <w:keepNext/>
         <w:spacing w:after="60"/>
       </w:pPr>
       <w:r>
@@ -5115,6 +5159,7 @@
     </w:p>
     <w:p>
       <w:pPr>
+        <w:keepNext w:val="0"/>
         <w:spacing w:after="60"/>
       </w:pPr>
       <w:r>
@@ -5806,6 +5851,7 @@
           </w:tcPr>
           <w:p>
             <w:pPr>
+              <w:keepNext/>
               <w:spacing w:after="20" w:before="20" w:line="252" w:lineRule="auto"/>
               <w:jc w:val="left"/>
             </w:pPr>
@@ -5827,6 +5873,7 @@
           </w:tcPr>
           <w:p>
             <w:pPr>
+              <w:keepNext/>
               <w:spacing w:after="20" w:before="20" w:line="252" w:lineRule="auto"/>
               <w:jc w:val="left"/>
             </w:pPr>
@@ -5850,6 +5897,7 @@
           </w:tcPr>
           <w:p>
             <w:pPr>
+              <w:keepNext/>
               <w:spacing w:after="20" w:before="20" w:line="252" w:lineRule="auto"/>
               <w:jc w:val="left"/>
             </w:pPr>
@@ -5871,6 +5919,7 @@
           </w:tcPr>
           <w:p>
             <w:pPr>
+              <w:keepNext/>
               <w:spacing w:after="20" w:before="20" w:line="252" w:lineRule="auto"/>
               <w:jc w:val="left"/>
             </w:pPr>
@@ -5894,6 +5943,7 @@
           </w:tcPr>
           <w:p>
             <w:pPr>
+              <w:keepNext/>
               <w:spacing w:after="20" w:before="20" w:line="252" w:lineRule="auto"/>
               <w:jc w:val="left"/>
             </w:pPr>
@@ -5917,6 +5967,7 @@
           </w:tcPr>
           <w:p>
             <w:pPr>
+              <w:keepNext/>
               <w:spacing w:after="20" w:before="20" w:line="252" w:lineRule="auto"/>
               <w:jc w:val="left"/>
             </w:pPr>
@@ -5940,6 +5991,7 @@
           </w:tcPr>
           <w:p>
             <w:pPr>
+              <w:keepNext/>
               <w:spacing w:after="20" w:before="20" w:line="252" w:lineRule="auto"/>
               <w:jc w:val="left"/>
             </w:pPr>
@@ -5958,6 +6010,7 @@
     </w:tbl>
     <w:p>
       <w:pPr>
+        <w:keepNext w:val="0"/>
         <w:spacing w:after="60"/>
       </w:pPr>
       <w:r>
@@ -6298,6 +6351,7 @@
           </w:tcPr>
           <w:p>
             <w:pPr>
+              <w:keepNext/>
               <w:spacing w:after="20" w:before="20" w:line="252" w:lineRule="auto"/>
               <w:jc w:val="left"/>
             </w:pPr>
@@ -6319,6 +6373,7 @@
           </w:tcPr>
           <w:p>
             <w:pPr>
+              <w:keepNext/>
               <w:spacing w:after="20" w:before="20" w:line="252" w:lineRule="auto"/>
               <w:jc w:val="left"/>
             </w:pPr>
@@ -6340,6 +6395,7 @@
           </w:tcPr>
           <w:p>
             <w:pPr>
+              <w:keepNext/>
               <w:spacing w:after="20" w:before="20" w:line="252" w:lineRule="auto"/>
               <w:jc w:val="left"/>
             </w:pPr>
@@ -6363,6 +6419,7 @@
           </w:tcPr>
           <w:p>
             <w:pPr>
+              <w:keepNext/>
               <w:spacing w:after="20" w:before="20" w:line="252" w:lineRule="auto"/>
               <w:jc w:val="left"/>
             </w:pPr>
@@ -6386,6 +6443,7 @@
           </w:tcPr>
           <w:p>
             <w:pPr>
+              <w:keepNext/>
               <w:spacing w:after="20" w:before="20" w:line="252" w:lineRule="auto"/>
               <w:jc w:val="left"/>
             </w:pPr>
@@ -6404,6 +6462,7 @@
     </w:tbl>
     <w:p>
       <w:pPr>
+        <w:keepNext w:val="0"/>
         <w:spacing w:after="60"/>
       </w:pPr>
       <w:r>
@@ -6838,6 +6897,7 @@
           </w:tcPr>
           <w:p>
             <w:pPr>
+              <w:keepNext/>
               <w:spacing w:after="20" w:before="20" w:line="252" w:lineRule="auto"/>
               <w:jc w:val="left"/>
             </w:pPr>
@@ -6859,6 +6919,7 @@
           </w:tcPr>
           <w:p>
             <w:pPr>
+              <w:keepNext/>
               <w:spacing w:after="20" w:before="20" w:line="252" w:lineRule="auto"/>
               <w:jc w:val="left"/>
             </w:pPr>
@@ -6880,6 +6941,7 @@
           </w:tcPr>
           <w:p>
             <w:pPr>
+              <w:keepNext/>
               <w:spacing w:after="20" w:before="20" w:line="252" w:lineRule="auto"/>
               <w:jc w:val="left"/>
             </w:pPr>
@@ -6903,6 +6965,7 @@
           </w:tcPr>
           <w:p>
             <w:pPr>
+              <w:keepNext/>
               <w:spacing w:after="20" w:before="20" w:line="252" w:lineRule="auto"/>
               <w:jc w:val="left"/>
             </w:pPr>
@@ -6924,6 +6987,7 @@
           </w:tcPr>
           <w:p>
             <w:pPr>
+              <w:keepNext/>
               <w:spacing w:after="20" w:before="20" w:line="252" w:lineRule="auto"/>
               <w:jc w:val="left"/>
             </w:pPr>
@@ -6945,6 +7009,7 @@
           </w:tcPr>
           <w:p>
             <w:pPr>
+              <w:keepNext/>
               <w:spacing w:after="20" w:before="20" w:line="252" w:lineRule="auto"/>
               <w:jc w:val="left"/>
             </w:pPr>
@@ -6968,6 +7033,7 @@
           </w:tcPr>
           <w:p>
             <w:pPr>
+              <w:keepNext/>
               <w:spacing w:after="20" w:before="20" w:line="252" w:lineRule="auto"/>
               <w:jc w:val="left"/>
             </w:pPr>
@@ -6988,6 +7054,7 @@
     </w:tbl>
     <w:p>
       <w:pPr>
+        <w:keepNext w:val="0"/>
         <w:spacing w:after="60"/>
       </w:pPr>
       <w:r>
